--- a/docs/SPIMS-Progress-Note.docx
+++ b/docs/SPIMS-Progress-Note.docx
@@ -81,7 +81,7 @@
           <w:sz w:val="18"/>
           <w:szCs w:val="18"/>
         </w:rPr>
-        <w:t xml:space="preserve">Version 1.0  ·  9 September 2026  ·  build current build</w:t>
+        <w:t xml:space="preserve">Version 1.1  ·  9 September 2026  ·  build current build</w:t>
       </w:r>
     </w:p>
     <w:p>
@@ -301,7 +301,27 @@
           <w:sz w:val="21"/>
           <w:szCs w:val="21"/>
         </w:rPr>
-        <w:t xml:space="preserve">Reports follow Seplat’s own 2025 report structure; exports carry the compiled content, selected programmes and financial year.</w:t>
+        <w:t xml:space="preserve">Reports follow Seplat’s own 2025 report — its structure, and now its typeface, colours and the way it sets figures. Exports carry the compiled content, selected programmes and financial year.</w:t>
+      </w:r>
+    </w:p>
+    <w:p>
+      <w:pPr>
+        <w:pStyle w:val="ListParagraph"/>
+        <w:numPr>
+          <w:ilvl w:val="0"/>
+          <w:numId w:val="1"/>
+        </w:numPr>
+        <w:spacing w:after="90" w:line="290"/>
+        <w:jc w:val="left"/>
+      </w:pPr>
+      <w:r>
+        <w:rPr>
+          <w:rFonts w:ascii="Poppins" w:cs="Poppins" w:eastAsia="Poppins" w:hAnsi="Poppins"/>
+          <w:color w:val="2A2E52"/>
+          <w:sz w:val="21"/>
+          <w:szCs w:val="21"/>
+        </w:rPr>
+        <w:t xml:space="preserve">PowerPoint export delivered, with native editable charts rather than pictures of charts, built from the same verified figures as the PDF.</w:t>
       </w:r>
     </w:p>
     <w:p>
@@ -749,64 +769,6 @@
                 <w:sz w:val="19"/>
                 <w:szCs w:val="19"/>
               </w:rPr>
-              <w:t xml:space="preserve">PowerPoint export preserving charts</w:t>
-            </w:r>
-          </w:p>
-        </w:tc>
-        <w:tc>
-          <w:tcPr>
-            <w:tcW w:type="dxa" w:w="6138"/>
-            <w:tcMar>
-              <w:top w:type="dxa" w:w="100"/>
-              <w:left w:type="dxa" w:w="130"/>
-              <w:bottom w:type="dxa" w:w="100"/>
-              <w:right w:type="dxa" w:w="130"/>
-            </w:tcMar>
-          </w:tcPr>
-          <w:p>
-            <w:pPr>
-              <w:spacing w:after="0" w:line="280"/>
-              <w:jc w:val="left"/>
-            </w:pPr>
-            <w:r>
-              <w:rPr>
-                <w:rFonts w:ascii="Poppins" w:cs="Poppins" w:eastAsia="Poppins" w:hAnsi="Poppins"/>
-                <w:b w:val="false"/>
-                <w:bCs w:val="false"/>
-                <w:color w:val="2A2E52"/>
-                <w:sz w:val="19"/>
-                <w:szCs w:val="19"/>
-              </w:rPr>
-              <w:t xml:space="preserve">Seplat IT — approval of the AI service</w:t>
-            </w:r>
-          </w:p>
-        </w:tc>
-      </w:tr>
-      <w:tr>
-        <w:tc>
-          <w:tcPr>
-            <w:tcW w:type="dxa" w:w="2888"/>
-            <w:tcMar>
-              <w:top w:type="dxa" w:w="100"/>
-              <w:left w:type="dxa" w:w="130"/>
-              <w:bottom w:type="dxa" w:w="100"/>
-              <w:right w:type="dxa" w:w="130"/>
-            </w:tcMar>
-          </w:tcPr>
-          <w:p>
-            <w:pPr>
-              <w:spacing w:after="0" w:line="280"/>
-              <w:jc w:val="left"/>
-            </w:pPr>
-            <w:r>
-              <w:rPr>
-                <w:rFonts w:ascii="Poppins" w:cs="Poppins" w:eastAsia="Poppins" w:hAnsi="Poppins"/>
-                <w:b w:val="false"/>
-                <w:bCs w:val="false"/>
-                <w:color w:val="2A2E52"/>
-                <w:sz w:val="19"/>
-                <w:szCs w:val="19"/>
-              </w:rPr>
               <w:t xml:space="preserve">Evidence file storage</w:t>
             </w:r>
           </w:p>
@@ -991,7 +953,7 @@
           <w:sz w:val="21"/>
           <w:szCs w:val="21"/>
         </w:rPr>
-        <w:t xml:space="preserve">Three, all requiring a Seplat decision rather than development work:</w:t>
+        <w:t xml:space="preserve">Two, both requiring a Seplat decision rather than development work:</w:t>
       </w:r>
     </w:p>
     <w:p>
@@ -1032,26 +994,6 @@
           <w:szCs w:val="21"/>
         </w:rPr>
         <w:t xml:space="preserve">No real programme data. The system currently runs on figures drawn from Seplat’s published 2025 report; the requested end-to-end worked example needs a complete dataset for one programme, and confirmation of which programme was meant.</w:t>
-      </w:r>
-    </w:p>
-    <w:p>
-      <w:pPr>
-        <w:pStyle w:val="ListParagraph"/>
-        <w:numPr>
-          <w:ilvl w:val="0"/>
-          <w:numId w:val="1"/>
-        </w:numPr>
-        <w:spacing w:after="90" w:line="290"/>
-        <w:jc w:val="left"/>
-      </w:pPr>
-      <w:r>
-        <w:rPr>
-          <w:rFonts w:ascii="Poppins" w:cs="Poppins" w:eastAsia="Poppins" w:hAnsi="Poppins"/>
-          <w:color w:val="2A2E52"/>
-          <w:sz w:val="21"/>
-          <w:szCs w:val="21"/>
-        </w:rPr>
-        <w:t xml:space="preserve">No decision on the AI service used for report generation. Until Seplat IT rules on it, PowerPoint generation cannot proceed. The feature can be left disabled indefinitely without affecting anything else.</w:t>
       </w:r>
     </w:p>
     <w:p>
@@ -1483,7 +1425,7 @@
                 <w:sz w:val="19"/>
                 <w:szCs w:val="19"/>
               </w:rPr>
-              <w:t xml:space="preserve">Claude report generation</w:t>
+              <w:t xml:space="preserve">Claude commentary drafting</w:t>
             </w:r>
           </w:p>
         </w:tc>
@@ -1539,7 +1481,7 @@
                 <w:sz w:val="19"/>
                 <w:szCs w:val="19"/>
               </w:rPr>
-              <w:t xml:space="preserve">Only charged when a report preview is generated. Optional.</w:t>
+              <w:t xml:space="preserve">Only charged when a narrative draft is requested. Optional, and no longer required by any export.</w:t>
             </w:r>
           </w:p>
         </w:tc>

--- a/docs/SPIMS-Progress-Note.docx
+++ b/docs/SPIMS-Progress-Note.docx
@@ -81,7 +81,7 @@
           <w:sz w:val="18"/>
           <w:szCs w:val="18"/>
         </w:rPr>
-        <w:t xml:space="preserve">Version 1.1  ·  9 September 2026  ·  build current build</w:t>
+        <w:t xml:space="preserve">Version 1.2  ·  9 September 2026  ·  build current build</w:t>
       </w:r>
     </w:p>
     <w:p>
@@ -322,6 +322,26 @@
           <w:szCs w:val="21"/>
         </w:rPr>
         <w:t xml:space="preserve">PowerPoint export delivered, with native editable charts rather than pictures of charts, built from the same verified figures as the PDF.</w:t>
+      </w:r>
+    </w:p>
+    <w:p>
+      <w:pPr>
+        <w:pStyle w:val="ListParagraph"/>
+        <w:numPr>
+          <w:ilvl w:val="0"/>
+          <w:numId w:val="1"/>
+        </w:numPr>
+        <w:spacing w:after="90" w:line="290"/>
+        <w:jc w:val="left"/>
+      </w:pPr>
+      <w:r>
+        <w:rPr>
+          <w:rFonts w:ascii="Poppins" w:cs="Poppins" w:eastAsia="Poppins" w:hAnsi="Poppins"/>
+          <w:color w:val="2A2E52"/>
+          <w:sz w:val="21"/>
+          <w:szCs w:val="21"/>
+        </w:rPr>
+        <w:t xml:space="preserve">Every report surface produces the same designed document — including the report downloaded from a programme’s own page, which previously came out as a single page of plain text.</w:t>
       </w:r>
     </w:p>
     <w:p>

--- a/docs/SPIMS-Progress-Note.docx
+++ b/docs/SPIMS-Progress-Note.docx
@@ -81,7 +81,7 @@
           <w:sz w:val="18"/>
           <w:szCs w:val="18"/>
         </w:rPr>
-        <w:t xml:space="preserve">Version 1.2  ·  9 September 2026  ·  build current build</w:t>
+        <w:t xml:space="preserve">Version 1.3  ·  9 September 2026  ·  build current build</w:t>
       </w:r>
     </w:p>
     <w:p>
@@ -282,6 +282,26 @@
           <w:szCs w:val="21"/>
         </w:rPr>
         <w:t xml:space="preserve">Bulk upload with downloadable templates, including a project completion template.</w:t>
+      </w:r>
+    </w:p>
+    <w:p>
+      <w:pPr>
+        <w:pStyle w:val="ListParagraph"/>
+        <w:numPr>
+          <w:ilvl w:val="0"/>
+          <w:numId w:val="1"/>
+        </w:numPr>
+        <w:spacing w:after="90" w:line="290"/>
+        <w:jc w:val="left"/>
+      </w:pPr>
+      <w:r>
+        <w:rPr>
+          <w:rFonts w:ascii="Poppins" w:cs="Poppins" w:eastAsia="Poppins" w:hAnsi="Poppins"/>
+          <w:color w:val="2A2E52"/>
+          <w:sz w:val="21"/>
+          <w:szCs w:val="21"/>
+        </w:rPr>
+        <w:t xml:space="preserve">Media and web mention monitoring, using free sources only — press and web coverage collected automatically, de-duplicated, and reviewed by a person before it counts. No subscription required.</w:t>
       </w:r>
     </w:p>
     <w:p>
@@ -731,7 +751,7 @@
                 <w:sz w:val="19"/>
                 <w:szCs w:val="19"/>
               </w:rPr>
-              <w:t xml:space="preserve">Media and social mention monitoring</w:t>
+              <w:t xml:space="preserve">Social media and hashtag tracking</w:t>
             </w:r>
           </w:p>
         </w:tc>
@@ -759,7 +779,7 @@
                 <w:sz w:val="19"/>
                 <w:szCs w:val="19"/>
               </w:rPr>
-              <w:t xml:space="preserve">Phase one can start now; phase two needs a budget decision</w:t>
+              <w:t xml:space="preserve">A budget decision. Press and web monitoring is built and running</w:t>
             </w:r>
           </w:p>
         </w:tc>
@@ -1587,7 +1607,7 @@
                 <w:sz w:val="19"/>
                 <w:szCs w:val="19"/>
               </w:rPr>
-              <w:t xml:space="preserve">Free press and web sources.</w:t>
+              <w:t xml:space="preserve">Built. Free press and web sources; no subscription, account or API key.</w:t>
             </w:r>
           </w:p>
         </w:tc>
@@ -1763,7 +1783,7 @@
           <w:sz w:val="21"/>
           <w:szCs w:val="21"/>
         </w:rPr>
-        <w:t xml:space="preserve">Settle hosting. Everything else either follows from it or can run alongside it. In the meantime we can begin media monitoring phase one, which needs nothing from Seplat.</w:t>
+        <w:t xml:space="preserve">Settle hosting. Everything else either follows from it or can run alongside it. Media monitoring phase one is already built and needs nothing from Seplat.</w:t>
       </w:r>
     </w:p>
     <w:sectPr>

--- a/docs/SPIMS-Progress-Note.docx
+++ b/docs/SPIMS-Progress-Note.docx
@@ -81,7 +81,7 @@
           <w:sz w:val="18"/>
           <w:szCs w:val="18"/>
         </w:rPr>
-        <w:t xml:space="preserve">Version 1.3  ·  9 September 2026  ·  build current build</w:t>
+        <w:t xml:space="preserve">Version 1.4  ·  9 September 2026  ·  build current build</w:t>
       </w:r>
     </w:p>
     <w:p>
@@ -577,7 +577,7 @@
                 <w:sz w:val="19"/>
                 <w:szCs w:val="19"/>
               </w:rPr>
-              <w:t xml:space="preserve">Install on Seplat infrastructure</w:t>
+              <w:t xml:space="preserve">Deploy to Vercel with a managed database</w:t>
             </w:r>
           </w:p>
         </w:tc>
@@ -605,7 +605,7 @@
                 <w:sz w:val="19"/>
                 <w:szCs w:val="19"/>
               </w:rPr>
-              <w:t xml:space="preserve">Seplat — infrastructure or hosting approval</w:t>
+              <w:t xml:space="preserve">Seplat — a Vercel account and a database account, both in Seplat’s name</w:t>
             </w:r>
           </w:p>
         </w:tc>
@@ -1013,7 +1013,7 @@
           <w:sz w:val="21"/>
           <w:szCs w:val="21"/>
         </w:rPr>
-        <w:t xml:space="preserve">No hosting environment yet. This is the single highest-value step — it converts the system from something demonstrated into something in use, and unblocks four later items.</w:t>
+        <w:t xml:space="preserve">No hosting environment yet. Seplat has chosen Vercel with a managed PostgreSQL database, which removes the infrastructure work entirely; what is needed now is the two accounts. Worth noting plainly: under managed hosting the data sits with those providers rather than on Seplat infrastructure, so it is a decision for information security as well as for IT. Moving onto Seplat’s own servers later is a database restore, not a rewrite.</w:t>
       </w:r>
     </w:p>
     <w:p>
